--- a/tools/arti-docx/assets/default-academic-template.docx
+++ b/tools/arti-docx/assets/default-academic-template.docx
@@ -1163,7 +1163,7 @@
   <w:docDefaults>
     <w:rPrDefault>
       <w:rPr>
-        <w:rFonts w:asciiTheme="minorHAnsi" w:eastAsiaTheme="minorHAnsi" w:hAnsiTheme="minorHAnsi" w:cstheme="minorBidi"/>
+        <w:rFonts w:ascii="Arial" w:eastAsia="Arial" w:hAnsi="Arial" w:cs="Arial"/>
         <w:sz w:val="22"/>
         <w:szCs w:val="22"/>
         <w:lang w:val="en-ID" w:eastAsia="en-US" w:bidi="ar-SA"/>
@@ -1667,7 +1667,7 @@
     <w:uiPriority w:val="10"/>
     <w:rsid w:val="006B7002"/>
     <w:rPr>
-      <w:rFonts w:ascii="Calibri" w:eastAsiaTheme="majorEastAsia" w:hAnsi="Calibri" w:cstheme="majorBidi"/>
+      <w:rFonts w:ascii="Arial" w:eastAsiaTheme="majorEastAsia" w:hAnsi="Arial" w:cstheme="majorBidi"/>
       <w:b/>
       <w:spacing w:val="-10"/>
       <w:kern w:val="28"/>
@@ -1683,7 +1683,7 @@
     <w:uiPriority w:val="9"/>
     <w:rsid w:val="006B7002"/>
     <w:rPr>
-      <w:rFonts w:ascii="Calibri" w:eastAsiaTheme="majorEastAsia" w:hAnsi="Calibri" w:cstheme="majorBidi"/>
+      <w:rFonts w:ascii="Arial" w:eastAsiaTheme="majorEastAsia" w:hAnsi="Arial" w:cstheme="majorBidi"/>
       <w:b/>
       <w:color w:val="000000" w:themeColor="text1"/>
       <w:sz w:val="28"/>
@@ -1732,7 +1732,7 @@
     <w:uiPriority w:val="9"/>
     <w:rsid w:val="00206AA1"/>
     <w:rPr>
-      <w:rFonts w:ascii="Calibri" w:eastAsiaTheme="majorEastAsia" w:hAnsi="Calibri" w:cstheme="majorBidi"/>
+      <w:rFonts w:ascii="Arial" w:eastAsiaTheme="majorEastAsia" w:hAnsi="Arial" w:cstheme="majorBidi"/>
       <w:b/>
       <w:color w:val="000000" w:themeColor="text1"/>
       <w:sz w:val="26"/>
@@ -1791,7 +1791,7 @@
     <w:uiPriority w:val="99"/>
     <w:rsid w:val="00C0415A"/>
     <w:rPr>
-      <w:rFonts w:ascii="Calibri" w:eastAsia="Calibri" w:hAnsi="Calibri" w:cs="Calibri"/>
+      <w:rFonts w:ascii="Arial" w:eastAsia="Arial" w:hAnsi="Arial" w:cs="Arial"/>
       <w:sz w:val="24"/>
       <w:szCs w:val="24"/>
       <w:lang w:val="en-US" w:eastAsia="en-ID"/>
@@ -1819,7 +1819,7 @@
     <w:uiPriority w:val="99"/>
     <w:rsid w:val="00C0415A"/>
     <w:rPr>
-      <w:rFonts w:ascii="Calibri" w:eastAsia="Calibri" w:hAnsi="Calibri" w:cs="Calibri"/>
+      <w:rFonts w:ascii="Arial" w:eastAsia="Arial" w:hAnsi="Arial" w:cs="Arial"/>
       <w:sz w:val="24"/>
       <w:szCs w:val="24"/>
       <w:lang w:val="en-US" w:eastAsia="en-ID"/>
@@ -1871,7 +1871,7 @@
     </a:clrScheme>
     <a:fontScheme name="Office">
       <a:majorFont>
-        <a:latin typeface="Calibri Light" panose="020F0302020204030204"/>
+        <a:latin typeface="Arial" panose="020F0302020204030204"/>
         <a:ea typeface=""/>
         <a:cs typeface=""/>
         <a:font script="Jpan" typeface="游ゴシック Light"/>
@@ -1923,7 +1923,7 @@
         <a:font script="Tfng" typeface="Ebrima"/>
       </a:majorFont>
       <a:minorFont>
-        <a:latin typeface="Calibri" panose="020F0502020204030204"/>
+        <a:latin typeface="Arial" panose="020F0502020204030204"/>
         <a:ea typeface=""/>
         <a:cs typeface=""/>
         <a:font script="Jpan" typeface="游明朝"/>
